--- a/backend/secure-files/portfolios-docx/NMX-13.docx
+++ b/backend/secure-files/portfolios-docx/NMX-13.docx
@@ -1048,6 +1048,62 @@
         <w:t>NMX-13 implementa el recordatorio de 24 horas: registra los alimentos consumidos y, con la base de composición INTA 2018 (618 alimentos por 100 g de porción comestible), calcula los aportes y evalúa la adecuación. Incorpora un catálogo de PAL conectado al motor NMX-01, integrando así el gasto con la ingesta. Es una herramienta de evaluación dietética de la Fase 3.</w:t>
       </w:r>
     </w:p>
+    <w:p>
+      <w:pPr>
+        <w:keepNext/>
+        <w:spacing w:before="120" w:after="20"/>
+        <w:jc w:val="center"/>
+      </w:pPr>
+      <w:r>
+        <w:drawing>
+          <wp:inline xmlns:a="http://schemas.openxmlformats.org/drawingml/2006/main" xmlns:pic="http://schemas.openxmlformats.org/drawingml/2006/picture">
+            <wp:extent cx="5580000" cy="4311818"/>
+            <wp:docPr id="1" name="Picture 1"/>
+            <wp:cNvGraphicFramePr>
+              <a:graphicFrameLocks noChangeAspect="1"/>
+            </wp:cNvGraphicFramePr>
+            <a:graphic>
+              <a:graphicData uri="http://schemas.openxmlformats.org/drawingml/2006/picture">
+                <pic:pic>
+                  <pic:nvPicPr>
+                    <pic:cNvPr id="0" name="NMX-13_01_INICIO.png"/>
+                    <pic:cNvPicPr/>
+                  </pic:nvPicPr>
+                  <pic:blipFill>
+                    <a:blip r:embed="rId10"/>
+                    <a:stretch>
+                      <a:fillRect/>
+                    </a:stretch>
+                  </pic:blipFill>
+                  <pic:spPr>
+                    <a:xfrm>
+                      <a:off x="0" y="0"/>
+                      <a:ext cx="5580000" cy="4311818"/>
+                    </a:xfrm>
+                    <a:prstGeom prst="rect"/>
+                  </pic:spPr>
+                </pic:pic>
+              </a:graphicData>
+            </a:graphic>
+          </wp:inline>
+        </w:drawing>
+      </w:r>
+    </w:p>
+    <w:p>
+      <w:pPr>
+        <w:spacing w:before="0" w:after="160"/>
+        <w:jc w:val="center"/>
+      </w:pPr>
+      <w:r>
+        <w:rPr>
+          <w:rFonts w:ascii="Calibri" w:hAnsi="Calibri"/>
+          <w:b/>
+          <w:color w:val="45565E"/>
+          <w:sz w:val="17"/>
+        </w:rPr>
+        <w:t>Figura 1. Vista inicial (hoja INICIO).</w:t>
+      </w:r>
+    </w:p>
     <w:tbl>
       <w:tblPr>
         <w:tblW w:type="auto" w:w="0"/>
@@ -2058,6 +2114,62 @@
         <w:t>Datos para TMB/PAL</w:t>
       </w:r>
     </w:p>
+    <w:p>
+      <w:pPr>
+        <w:keepNext/>
+        <w:spacing w:before="120" w:after="20"/>
+        <w:jc w:val="center"/>
+      </w:pPr>
+      <w:r>
+        <w:drawing>
+          <wp:inline xmlns:a="http://schemas.openxmlformats.org/drawingml/2006/main" xmlns:pic="http://schemas.openxmlformats.org/drawingml/2006/picture">
+            <wp:extent cx="5580000" cy="4311818"/>
+            <wp:docPr id="2" name="Picture 2"/>
+            <wp:cNvGraphicFramePr>
+              <a:graphicFrameLocks noChangeAspect="1"/>
+            </wp:cNvGraphicFramePr>
+            <a:graphic>
+              <a:graphicData uri="http://schemas.openxmlformats.org/drawingml/2006/picture">
+                <pic:pic>
+                  <pic:nvPicPr>
+                    <pic:cNvPr id="0" name="NMX-13_09_DATOS.png"/>
+                    <pic:cNvPicPr/>
+                  </pic:nvPicPr>
+                  <pic:blipFill>
+                    <a:blip r:embed="rId11"/>
+                    <a:stretch>
+                      <a:fillRect/>
+                    </a:stretch>
+                  </pic:blipFill>
+                  <pic:spPr>
+                    <a:xfrm>
+                      <a:off x="0" y="0"/>
+                      <a:ext cx="5580000" cy="4311818"/>
+                    </a:xfrm>
+                    <a:prstGeom prst="rect"/>
+                  </pic:spPr>
+                </pic:pic>
+              </a:graphicData>
+            </a:graphic>
+          </wp:inline>
+        </w:drawing>
+      </w:r>
+    </w:p>
+    <w:p>
+      <w:pPr>
+        <w:spacing w:before="0" w:after="160"/>
+        <w:jc w:val="center"/>
+      </w:pPr>
+      <w:r>
+        <w:rPr>
+          <w:rFonts w:ascii="Calibri" w:hAnsi="Calibri"/>
+          <w:b/>
+          <w:color w:val="45565E"/>
+          <w:sz w:val="17"/>
+        </w:rPr>
+        <w:t>Figura 2. Pantalla de ingreso de datos.</w:t>
+      </w:r>
+    </w:p>
     <w:tbl>
       <w:tblPr>
         <w:tblW w:type="auto" w:w="0"/>
@@ -2405,6 +2517,62 @@
         </w:tc>
       </w:tr>
     </w:tbl>
+    <w:p>
+      <w:pPr>
+        <w:keepNext/>
+        <w:spacing w:before="120" w:after="20"/>
+        <w:jc w:val="center"/>
+      </w:pPr>
+      <w:r>
+        <w:drawing>
+          <wp:inline xmlns:a="http://schemas.openxmlformats.org/drawingml/2006/main" xmlns:pic="http://schemas.openxmlformats.org/drawingml/2006/picture">
+            <wp:extent cx="5580000" cy="4311818"/>
+            <wp:docPr id="3" name="Picture 3"/>
+            <wp:cNvGraphicFramePr>
+              <a:graphicFrameLocks noChangeAspect="1"/>
+            </wp:cNvGraphicFramePr>
+            <a:graphic>
+              <a:graphicData uri="http://schemas.openxmlformats.org/drawingml/2006/picture">
+                <pic:pic>
+                  <pic:nvPicPr>
+                    <pic:cNvPr id="0" name="NMX-13_05_RESULTADOS_01.png"/>
+                    <pic:cNvPicPr/>
+                  </pic:nvPicPr>
+                  <pic:blipFill>
+                    <a:blip r:embed="rId12"/>
+                    <a:stretch>
+                      <a:fillRect/>
+                    </a:stretch>
+                  </pic:blipFill>
+                  <pic:spPr>
+                    <a:xfrm>
+                      <a:off x="0" y="0"/>
+                      <a:ext cx="5580000" cy="4311818"/>
+                    </a:xfrm>
+                    <a:prstGeom prst="rect"/>
+                  </pic:spPr>
+                </pic:pic>
+              </a:graphicData>
+            </a:graphic>
+          </wp:inline>
+        </w:drawing>
+      </w:r>
+    </w:p>
+    <w:p>
+      <w:pPr>
+        <w:spacing w:before="0" w:after="160"/>
+        <w:jc w:val="center"/>
+      </w:pPr>
+      <w:r>
+        <w:rPr>
+          <w:rFonts w:ascii="Calibri" w:hAnsi="Calibri"/>
+          <w:b/>
+          <w:color w:val="45565E"/>
+          <w:sz w:val="17"/>
+        </w:rPr>
+        <w:t>Figura 3. Visualización de resultados.</w:t>
+      </w:r>
+    </w:p>
     <w:tbl>
       <w:tblPr>
         <w:tblW w:type="auto" w:w="0"/>
@@ -3065,6 +3233,62 @@
         </w:tc>
       </w:tr>
     </w:tbl>
+    <w:p>
+      <w:pPr>
+        <w:keepNext/>
+        <w:spacing w:before="120" w:after="20"/>
+        <w:jc w:val="center"/>
+      </w:pPr>
+      <w:r>
+        <w:drawing>
+          <wp:inline xmlns:a="http://schemas.openxmlformats.org/drawingml/2006/main" xmlns:pic="http://schemas.openxmlformats.org/drawingml/2006/picture">
+            <wp:extent cx="5580000" cy="4311818"/>
+            <wp:docPr id="4" name="Picture 4"/>
+            <wp:cNvGraphicFramePr>
+              <a:graphicFrameLocks noChangeAspect="1"/>
+            </wp:cNvGraphicFramePr>
+            <a:graphic>
+              <a:graphicData uri="http://schemas.openxmlformats.org/drawingml/2006/picture">
+                <pic:pic>
+                  <pic:nvPicPr>
+                    <pic:cNvPr id="0" name="NMX-13_08_FUENTES.png"/>
+                    <pic:cNvPicPr/>
+                  </pic:nvPicPr>
+                  <pic:blipFill>
+                    <a:blip r:embed="rId13"/>
+                    <a:stretch>
+                      <a:fillRect/>
+                    </a:stretch>
+                  </pic:blipFill>
+                  <pic:spPr>
+                    <a:xfrm>
+                      <a:off x="0" y="0"/>
+                      <a:ext cx="5580000" cy="4311818"/>
+                    </a:xfrm>
+                    <a:prstGeom prst="rect"/>
+                  </pic:spPr>
+                </pic:pic>
+              </a:graphicData>
+            </a:graphic>
+          </wp:inline>
+        </w:drawing>
+      </w:r>
+    </w:p>
+    <w:p>
+      <w:pPr>
+        <w:spacing w:before="0" w:after="160"/>
+        <w:jc w:val="center"/>
+      </w:pPr>
+      <w:r>
+        <w:rPr>
+          <w:rFonts w:ascii="Calibri" w:hAnsi="Calibri"/>
+          <w:b/>
+          <w:color w:val="45565E"/>
+          <w:sz w:val="17"/>
+        </w:rPr>
+        <w:t>Figura 4. Fuentes y trazabilidad.</w:t>
+      </w:r>
+    </w:p>
     <w:tbl>
       <w:tblPr>
         <w:tblW w:type="auto" w:w="0"/>
@@ -3503,32 +3727,73 @@
     </w:p>
     <w:p>
       <w:pPr>
-        <w:spacing w:before="40" w:after="40" w:line="276" w:lineRule="auto"/>
+        <w:keepNext/>
+        <w:spacing w:before="120" w:after="20"/>
+        <w:jc w:val="center"/>
+      </w:pPr>
+      <w:r>
+        <w:drawing>
+          <wp:inline xmlns:a="http://schemas.openxmlformats.org/drawingml/2006/main" xmlns:pic="http://schemas.openxmlformats.org/drawingml/2006/picture">
+            <wp:extent cx="5580000" cy="4311818"/>
+            <wp:docPr id="5" name="Picture 5"/>
+            <wp:cNvGraphicFramePr>
+              <a:graphicFrameLocks noChangeAspect="1"/>
+            </wp:cNvGraphicFramePr>
+            <a:graphic>
+              <a:graphicData uri="http://schemas.openxmlformats.org/drawingml/2006/picture">
+                <pic:pic>
+                  <pic:nvPicPr>
+                    <pic:cNvPr id="0" name="NMX-13_05_RESULTADOS_02.png"/>
+                    <pic:cNvPicPr/>
+                  </pic:nvPicPr>
+                  <pic:blipFill>
+                    <a:blip r:embed="rId14"/>
+                    <a:stretch>
+                      <a:fillRect/>
+                    </a:stretch>
+                  </pic:blipFill>
+                  <pic:spPr>
+                    <a:xfrm>
+                      <a:off x="0" y="0"/>
+                      <a:ext cx="5580000" cy="4311818"/>
+                    </a:xfrm>
+                    <a:prstGeom prst="rect"/>
+                  </pic:spPr>
+                </pic:pic>
+              </a:graphicData>
+            </a:graphic>
+          </wp:inline>
+        </w:drawing>
+      </w:r>
+    </w:p>
+    <w:p>
+      <w:pPr>
+        <w:spacing w:before="0" w:after="160"/>
+        <w:jc w:val="center"/>
       </w:pPr>
       <w:r>
         <w:rPr>
           <w:rFonts w:ascii="Calibri" w:hAnsi="Calibri"/>
           <w:b/>
-          <w:i w:val="0"/>
-          <w:color w:val="C08A2B"/>
-          <w:sz w:val="20"/>
+          <w:color w:val="45565E"/>
+          <w:sz w:val="17"/>
         </w:rPr>
-        <w:t>CAPTURA_NO_GENERADA_POR_LIMITACIÓN_DEL_ENTORNO.</w:t>
+        <w:t>Figura 5. Visualización de resultados.</w:t>
       </w:r>
     </w:p>
     <w:p>
       <w:pPr>
-        <w:spacing w:before="40" w:after="80" w:line="276" w:lineRule="auto"/>
+        <w:spacing w:after="120"/>
+        <w:jc w:val="center"/>
       </w:pPr>
       <w:r>
         <w:rPr>
           <w:rFonts w:ascii="Calibri" w:hAnsi="Calibri"/>
-          <w:b w:val="0"/>
-          <w:i w:val="0"/>
+          <w:i/>
           <w:color w:val="45565E"/>
-          <w:sz w:val="19"/>
+          <w:sz w:val="15"/>
         </w:rPr>
-        <w:t>El entorno de generación de este portafolio no renderiza de forma fiel el archivo XLSX original, por lo que no se incluyen capturas simuladas. Las hojas reales del libro pueden abrirse en Microsoft Excel según la compatibilidad indicada.</w:t>
+        <w:t>Captura real del archivo Excel NUTRIMETRÍA correspondiente al producto.</w:t>
       </w:r>
     </w:p>
     <w:tbl>
